--- a/_static/files/Letter_cn.docx
+++ b/_static/files/Letter_cn.docx
@@ -4809,6 +4809,138 @@
     </w:p>
     <w:p>
       <w:pPr>
+        <w:ind w:firstLine="360"/>
+      </w:pPr>
+    </w:p>
+    <w:p>
+      <w:pPr>
+        <w:ind w:firstLine="360"/>
+        <w:rPr>
+          <w:rFonts w:hint="eastAsia"/>
+        </w:rPr>
+      </w:pPr>
+      <w:bookmarkStart w:id="1" w:name="_GoBack"/>
+      <w:bookmarkEnd w:id="1"/>
+      <w:r>
+        <w:rPr>
+          <w:rFonts w:ascii="Segoe UI" w:hAnsi="Segoe UI" w:cs="Segoe UI"/>
+          <w:color w:val="404040"/>
+          <w:shd w:val="clear" w:color="auto" w:fill="FCFCFC"/>
+        </w:rPr>
+        <w:t>【附注：目前我已经刑满被释回家，虽然目前仍然受到多方面限制，但可以对警方所谓</w:t>
+      </w:r>
+      <w:r>
+        <w:rPr>
+          <w:rFonts w:ascii="Segoe UI" w:hAnsi="Segoe UI" w:cs="Segoe UI"/>
+          <w:color w:val="404040"/>
+          <w:shd w:val="clear" w:color="auto" w:fill="FCFCFC"/>
+        </w:rPr>
+        <w:lastRenderedPageBreak/>
+        <w:t>的</w:t>
+      </w:r>
+      <w:r>
+        <w:rPr>
+          <w:rFonts w:ascii="Segoe UI" w:hAnsi="Segoe UI" w:cs="Segoe UI"/>
+          <w:color w:val="404040"/>
+          <w:shd w:val="clear" w:color="auto" w:fill="FCFCFC"/>
+        </w:rPr>
+        <w:t>“</w:t>
+      </w:r>
+      <w:r>
+        <w:rPr>
+          <w:rStyle w:val="af"/>
+          <w:rFonts w:ascii="Segoe UI" w:hAnsi="Segoe UI" w:cs="Segoe UI"/>
+          <w:color w:val="404040"/>
+          <w:shd w:val="clear" w:color="auto" w:fill="FCFCFC"/>
+        </w:rPr>
+        <w:t>犯罪铁证</w:t>
+      </w:r>
+      <w:r>
+        <w:rPr>
+          <w:rFonts w:ascii="Segoe UI" w:hAnsi="Segoe UI" w:cs="Segoe UI"/>
+          <w:color w:val="404040"/>
+          <w:shd w:val="clear" w:color="auto" w:fill="FCFCFC"/>
+        </w:rPr>
+        <w:t>”</w:t>
+      </w:r>
+      <w:r>
+        <w:rPr>
+          <w:rFonts w:ascii="Segoe UI" w:hAnsi="Segoe UI" w:cs="Segoe UI"/>
+          <w:color w:val="404040"/>
+          <w:shd w:val="clear" w:color="auto" w:fill="FCFCFC"/>
+        </w:rPr>
+        <w:t>以及</w:t>
+      </w:r>
+      <w:r>
+        <w:rPr>
+          <w:rFonts w:ascii="Segoe UI" w:hAnsi="Segoe UI" w:cs="Segoe UI"/>
+          <w:color w:val="404040"/>
+          <w:shd w:val="clear" w:color="auto" w:fill="FCFCFC"/>
+        </w:rPr>
+        <w:t>“</w:t>
+      </w:r>
+      <w:r>
+        <w:rPr>
+          <w:rStyle w:val="af"/>
+          <w:rFonts w:ascii="Segoe UI" w:hAnsi="Segoe UI" w:cs="Segoe UI"/>
+          <w:color w:val="404040"/>
+          <w:shd w:val="clear" w:color="auto" w:fill="FCFCFC"/>
+        </w:rPr>
+        <w:t>社会秩序的严重混乱</w:t>
+      </w:r>
+      <w:r>
+        <w:rPr>
+          <w:rFonts w:ascii="Segoe UI" w:hAnsi="Segoe UI" w:cs="Segoe UI"/>
+          <w:color w:val="404040"/>
+          <w:shd w:val="clear" w:color="auto" w:fill="FCFCFC"/>
+        </w:rPr>
+        <w:t>”</w:t>
+      </w:r>
+      <w:r>
+        <w:rPr>
+          <w:rFonts w:ascii="Segoe UI" w:hAnsi="Segoe UI" w:cs="Segoe UI"/>
+          <w:color w:val="404040"/>
+          <w:shd w:val="clear" w:color="auto" w:fill="FCFCFC"/>
+        </w:rPr>
+        <w:t>结果进行细致的分析和评估。果然不出我的所料，我本人账号及所有的转发贴虽然都完好无缺，但至今也并无人关注，也未曾产生过任何影响。这是昆明司法黑帮恶势力团伙对我恶意</w:t>
+      </w:r>
+      <w:r>
+        <w:rPr>
+          <w:rStyle w:val="af"/>
+          <w:rFonts w:ascii="Segoe UI" w:hAnsi="Segoe UI" w:cs="Segoe UI"/>
+          <w:color w:val="404040"/>
+          <w:shd w:val="clear" w:color="auto" w:fill="FCFCFC"/>
+        </w:rPr>
+        <w:t>造谣诽谤</w:t>
+      </w:r>
+      <w:r>
+        <w:rPr>
+          <w:rFonts w:ascii="Segoe UI" w:hAnsi="Segoe UI" w:cs="Segoe UI"/>
+          <w:color w:val="404040"/>
+          <w:shd w:val="clear" w:color="auto" w:fill="FCFCFC"/>
+        </w:rPr>
+        <w:t>和</w:t>
+      </w:r>
+      <w:r>
+        <w:rPr>
+          <w:rStyle w:val="af"/>
+          <w:rFonts w:ascii="Segoe UI" w:hAnsi="Segoe UI" w:cs="Segoe UI"/>
+          <w:color w:val="404040"/>
+          <w:shd w:val="clear" w:color="auto" w:fill="FCFCFC"/>
+        </w:rPr>
+        <w:t>枉法仲裁</w:t>
+      </w:r>
+      <w:r>
+        <w:rPr>
+          <w:rFonts w:ascii="Segoe UI" w:hAnsi="Segoe UI" w:cs="Segoe UI"/>
+          <w:color w:val="404040"/>
+          <w:shd w:val="clear" w:color="auto" w:fill="FCFCFC"/>
+        </w:rPr>
+        <w:t>的最好的明证。】</w:t>
+      </w:r>
+    </w:p>
+    <w:p>
+      <w:pPr>
         <w:pStyle w:val="3"/>
         <w:numPr>
           <w:ilvl w:val="0"/>
@@ -4819,7 +4951,6 @@
         <w:rPr>
           <w:rFonts w:hint="eastAsia"/>
         </w:rPr>
-        <w:lastRenderedPageBreak/>
         <w:t>所谓“犯罪行为”：传播谣言</w:t>
       </w:r>
     </w:p>
@@ -5825,7 +5956,16 @@
           <w:color w:val="404040"/>
           <w:shd w:val="clear" w:color="auto" w:fill="FCFCFC"/>
         </w:rPr>
-        <w:t>的主观的心理体验活动？有这种主观心理体验活动就是犯罪？这无疑比一百年前弗洛伊德在《梦的解析》中描述的</w:t>
+        <w:t>的主观的心理体验活动？有</w:t>
+      </w:r>
+      <w:r>
+        <w:rPr>
+          <w:rFonts w:ascii="Segoe UI" w:hAnsi="Segoe UI" w:cs="Segoe UI"/>
+          <w:color w:val="404040"/>
+          <w:shd w:val="clear" w:color="auto" w:fill="FCFCFC"/>
+        </w:rPr>
+        <w:lastRenderedPageBreak/>
+        <w:t>这种主观心理体验活动就是犯罪？这无疑比一百年前弗洛伊德在《梦的解析》中描述的</w:t>
       </w:r>
       <w:r>
         <w:rPr>
@@ -5873,7 +6013,6 @@
         <w:rPr>
           <w:rFonts w:hint="eastAsia"/>
         </w:rPr>
-        <w:lastRenderedPageBreak/>
         <w:t>（3）</w:t>
       </w:r>
       <w:r>
@@ -6855,7 +6994,16 @@
           <w:color w:val="404040"/>
           <w:shd w:val="clear" w:color="auto" w:fill="FCFCFC"/>
         </w:rPr>
-        <w:t>也必须承担相应法律责任。因为昆明警方公务人员作为没有能力创造任何物质财富仅仅不过靠纳税人供养为生，而且他们也获得远超一般普通劳动者的优渥待遇，所以他们有责任和义务担负起纳税人合法权益保护者的角色，承担起他们所声称的</w:t>
+        <w:t>也必须承担相应法律责任。因为昆明警方公务人员作为没有能力创造任何物质财富仅仅不过靠纳税人供养为生，而且他们也获得远超一般普通劳动者的优渥待</w:t>
+      </w:r>
+      <w:r>
+        <w:rPr>
+          <w:rFonts w:ascii="Segoe UI" w:hAnsi="Segoe UI" w:cs="Segoe UI"/>
+          <w:color w:val="404040"/>
+          <w:shd w:val="clear" w:color="auto" w:fill="FCFCFC"/>
+        </w:rPr>
+        <w:lastRenderedPageBreak/>
+        <w:t>遇，所以他们有责任和义务担负起纳税人合法权益保护者的角色，承担起他们所声称的</w:t>
       </w:r>
       <w:r>
         <w:rPr>
@@ -6919,16 +7067,7 @@
           <w:color w:val="404040"/>
           <w:shd w:val="clear" w:color="auto" w:fill="FCFCFC"/>
         </w:rPr>
-        <w:t>，给广大网友和纳税人一个干净美好的网络生活环境。网络上</w:t>
-      </w:r>
-      <w:r>
-        <w:rPr>
-          <w:rFonts w:ascii="Segoe UI" w:hAnsi="Segoe UI" w:cs="Segoe UI"/>
-          <w:color w:val="404040"/>
-          <w:shd w:val="clear" w:color="auto" w:fill="FCFCFC"/>
-        </w:rPr>
-        <w:lastRenderedPageBreak/>
-        <w:t>充斥着各种未经澄清并误导网友的</w:t>
+        <w:t>，给广大网友和纳税人一个干净美好的网络生活环境。网络上充斥着各种未经澄清并误导网友的</w:t>
       </w:r>
       <w:r>
         <w:rPr>
@@ -7680,7 +7819,7 @@
           <w:numId w:val="2"/>
         </w:numPr>
       </w:pPr>
-      <w:bookmarkStart w:id="1" w:name="OLE_LINK2"/>
+      <w:bookmarkStart w:id="2" w:name="OLE_LINK2"/>
       <w:r>
         <w:rPr>
           <w:rFonts w:hint="eastAsia"/>
@@ -7693,7 +7832,7 @@
         </w:rPr>
         <w:t>判决</w:t>
       </w:r>
-      <w:bookmarkEnd w:id="1"/>
+      <w:bookmarkEnd w:id="2"/>
     </w:p>
     <w:p>
       <w:pPr>
@@ -8003,11 +8142,11 @@
         <w:ind w:firstLine="360"/>
       </w:pPr>
       <w:r>
-        <w:t>首先，普大法官认为我“具有很高学历和知识水平，应该能够明辨是非”，这似乎是用来作为我“明知故犯”的证据以便为葛斌“检察官”对我的缺乏警方证据的“扣帽子式”的虚假指控提供逻辑上的依据，使得葛斌“检察官”的虚假指控显得不那么突兀和明目张胆。然而另一方面，普法官实际上又完全不认可我陈某人的“很高的学历和知识水平”以及“明辨是非的能力”，因为他把我认为“是”的东西完全定为“非”，并进一步把我送进了昆明监狱。可见普法官“自作聪明”提供的“逻辑推断”是完全没有意义的，反而使自己处于一种自我矛盾的状态。我记得中学生数学课本经常使用的“反证法”就是采用这种“矛盾律”来否定一个命题，所以普法官的逻</w:t>
+        <w:t>首先，普大法官认为我“具有很高学历和知识水平，应该能够明辨是非”，这似乎是用来作为我“明知故犯”的证据以便为葛斌“检察官”对我的缺乏警方证据的“扣帽子式”的虚假指控提供逻辑上的依据，使得葛斌“检察官”的虚假指控显得不那么突兀和明目张胆。然而另一方面，普法官实际上又完全不认可我陈某人的“很高的学历和知识水平”以及“明辨是非的能力”，</w:t>
       </w:r>
       <w:r>
         <w:lastRenderedPageBreak/>
-        <w:t>辑思维能力显然还没达到中学生的水准。显然，无论如何，普法官都无法推断出他想要的结论：既然我具有很高学历和知识水平，能够明辨是非，怎么居然会长年累月“傻不拉几”地去关注转发或收藏这种连普会峻这类不到中学水平者都能够分辨的“谣言”呢？反之，如果我并没有“明辨是非”的能力，普法官又是基于什么原理判定我“明知是谣言”呢？</w:t>
+        <w:t>因为他把我认为“是”的东西完全定为“非”，并进一步把我送进了昆明监狱。可见普法官“自作聪明”提供的“逻辑推断”是完全没有意义的，反而使自己处于一种自我矛盾的状态。我记得中学生数学课本经常使用的“反证法”就是采用这种“矛盾律”来否定一个命题，所以普法官的逻辑思维能力显然还没达到中学生的水准。显然，无论如何，普法官都无法推断出他想要的结论：既然我具有很高学历和知识水平，能够明辨是非，怎么居然会长年累月“傻不拉几”地去关注转发或收藏这种连普会峻这类不到中学水平者都能够分辨的“谣言”呢？反之，如果我并没有“明辨是非”的能力，普法官又是基于什么原理判定我“明知是谣言”呢？</w:t>
       </w:r>
     </w:p>
     <w:p>
@@ -8676,7 +8815,14 @@
         <w:rPr>
           <w:rFonts w:hint="eastAsia"/>
         </w:rPr>
-        <w:t>如果连这点教育和教养都没有的话，我只能为普法官感到遗憾和惋惜了。</w:t>
+        <w:t>如果连这点教育和教养都没有的话，我</w:t>
+      </w:r>
+      <w:r>
+        <w:rPr>
+          <w:rFonts w:hint="eastAsia"/>
+        </w:rPr>
+        <w:lastRenderedPageBreak/>
+        <w:t>只能为普法官感到遗憾和惋惜了。</w:t>
       </w:r>
     </w:p>
     <w:p>
@@ -8693,11 +8839,7 @@
         <w:t>纳闷</w:t>
       </w:r>
       <w:r>
-        <w:t>了，这普”大法官”连自己的本职“裁判”工作都做不好（搞出上述“高学历应明知故有罪”的搞笑表演），还要亲自下场“兼职踢球”，到底是为了什么？虽然对我来说，多个对</w:t>
-      </w:r>
-      <w:r>
-        <w:lastRenderedPageBreak/>
-        <w:t>手也无所谓，可是明显看出普会峻”球技”也不怎么样啊！到球场上一阵“冲锋陷阵”之后，不过是自摆了几记“乌龙球”而已！</w:t>
+        <w:t>了，这普”大法官”连自己的本职“裁判”工作都做不好（搞出上述“高学历应明知故有罪”的搞笑表演），还要亲自下场“兼职踢球”，到底是为了什么？虽然对我来说，多个对手也无所谓，可是明显看出普会峻”球技”也不怎么样啊！到球场上一阵“冲锋陷阵”之后，不过是自摆了几记“乌龙球”而已！</w:t>
       </w:r>
     </w:p>
     <w:p>
@@ -10572,7 +10714,14 @@
         <w:rPr>
           <w:rFonts w:hint="eastAsia"/>
         </w:rPr>
-        <w:t>，最终在马克思</w:t>
+        <w:t>，最终在</w:t>
+      </w:r>
+      <w:r>
+        <w:rPr>
+          <w:rFonts w:hint="eastAsia"/>
+        </w:rPr>
+        <w:lastRenderedPageBreak/>
+        <w:t>马克思</w:t>
       </w:r>
       <w:r>
         <w:rPr>
@@ -10632,14 +10781,7 @@
         <w:rPr>
           <w:rFonts w:hint="eastAsia"/>
         </w:rPr>
-        <w:t>百多年</w:t>
-      </w:r>
-      <w:r>
-        <w:rPr>
-          <w:rFonts w:hint="eastAsia"/>
-        </w:rPr>
-        <w:lastRenderedPageBreak/>
-        <w:t>前</w:t>
+        <w:t>百多年前</w:t>
       </w:r>
       <w:r>
         <w:rPr>
@@ -11733,7 +11875,14 @@
         <w:rPr>
           <w:rFonts w:hint="eastAsia"/>
         </w:rPr>
-        <w:t>进行学术指导和思想教育，我深深体会到文革十年在红卫兵小将</w:t>
+        <w:t>进行学术指导和思想</w:t>
+      </w:r>
+      <w:r>
+        <w:rPr>
+          <w:rFonts w:hint="eastAsia"/>
+        </w:rPr>
+        <w:lastRenderedPageBreak/>
+        <w:t>教育，我深深体会到文革十年在红卫兵小将</w:t>
       </w:r>
       <w:r>
         <w:rPr>
@@ -11835,7 +11984,6 @@
         <w:rPr>
           <w:rFonts w:hint="eastAsia"/>
         </w:rPr>
-        <w:lastRenderedPageBreak/>
         <w:t>的</w:t>
       </w:r>
       <w:r>
@@ -12373,7 +12521,14 @@
           <w:rPr>
             <w:rStyle w:val="ac"/>
           </w:rPr>
-          <w:t>大气湍流间歇性及其对光波传播的影响</w:t>
+          <w:t>大气湍流间歇性及其对光</w:t>
+        </w:r>
+        <w:r>
+          <w:rPr>
+            <w:rStyle w:val="ac"/>
+          </w:rPr>
+          <w:lastRenderedPageBreak/>
+          <w:t>波传播的影响</w:t>
         </w:r>
       </w:hyperlink>
       <w:r>
@@ -12409,14 +12564,7 @@
         <w:rPr>
           <w:rFonts w:hint="eastAsia"/>
         </w:rPr>
-        <w:t>在物质能</w:t>
-      </w:r>
-      <w:r>
-        <w:rPr>
-          <w:rFonts w:hint="eastAsia"/>
-        </w:rPr>
-        <w:lastRenderedPageBreak/>
-        <w:t>量之中的而不能独立存在，所以信息传播实际上也是物质能量传输过程，研究信息传播过程及其效应本质上仍然是一个物理学问题。</w:t>
+        <w:t>在物质能量之中的而不能独立存在，所以信息传播实际上也是物质能量传输过程，研究信息传播过程及其效应本质上仍然是一个物理学问题。</w:t>
       </w:r>
     </w:p>
     <w:p>
@@ -13216,7 +13364,14 @@
         <w:rPr>
           <w:rFonts w:hint="eastAsia"/>
         </w:rPr>
-        <w:t>块土地上的所有科学家和学者们都扣上“寻衅滋事”的帽子，送上法庭和监狱</w:t>
+        <w:t>块土地上的所有科</w:t>
+      </w:r>
+      <w:r>
+        <w:rPr>
+          <w:rFonts w:hint="eastAsia"/>
+        </w:rPr>
+        <w:lastRenderedPageBreak/>
+        <w:t>学家和学者们都扣上“寻衅滋事”的帽子，送上法庭和监狱</w:t>
       </w:r>
       <w:r>
         <w:rPr>
@@ -13339,7 +13494,6 @@
         <w:rPr>
           <w:rFonts w:hint="eastAsia"/>
         </w:rPr>
-        <w:lastRenderedPageBreak/>
         <w:t>控告与检举</w:t>
       </w:r>
     </w:p>
@@ -13849,7 +14003,14 @@
         <w:rPr>
           <w:rFonts w:hint="eastAsia"/>
         </w:rPr>
-        <w:t>本案相关执法人员不顾宪法最高法律效力，也不仔细研究推敲具体法律条文的具体规定和解释恣意妄为，不仅损害了其他公民合法权益，危害了国家民族，乃至全人类的共同利益，将自己推向犯罪的深渊。</w:t>
+        <w:t>本案相关执法人员不顾宪法最高法律效力，也不仔细研究推敲具体法律条文的具体规定和解释恣意妄为，不仅损害了其他公民合法权益，危害了国家民族，乃至全人类的共同利益，</w:t>
+      </w:r>
+      <w:r>
+        <w:rPr>
+          <w:rFonts w:hint="eastAsia"/>
+        </w:rPr>
+        <w:lastRenderedPageBreak/>
+        <w:t>将自己推向犯罪的深渊。</w:t>
       </w:r>
     </w:p>
     <w:p>
@@ -13864,7 +14025,6 @@
         <w:rPr>
           <w:rFonts w:hint="eastAsia"/>
         </w:rPr>
-        <w:lastRenderedPageBreak/>
         <w:t>对党和国家各项路线、方针和政策的全面违反和否定</w:t>
       </w:r>
     </w:p>
@@ -14559,6 +14719,7 @@
         <w:rPr>
           <w:rFonts w:hint="eastAsia"/>
         </w:rPr>
+        <w:lastRenderedPageBreak/>
         <w:t>凭空</w:t>
       </w:r>
       <w:r>
@@ -14637,14 +14798,7 @@
         <w:rPr>
           <w:rFonts w:hint="eastAsia"/>
         </w:rPr>
-        <w:t>我在前面预测他们的行为有很大可能会</w:t>
-      </w:r>
-      <w:r>
-        <w:rPr>
-          <w:rFonts w:hint="eastAsia"/>
-        </w:rPr>
-        <w:lastRenderedPageBreak/>
-        <w:t>触发</w:t>
+        <w:t>我在前面预测他们的行为有很大可能会触发</w:t>
       </w:r>
       <w:r>
         <w:rPr>
@@ -15756,6 +15910,7 @@
         <w:rPr>
           <w:rFonts w:hint="eastAsia"/>
         </w:rPr>
+        <w:lastRenderedPageBreak/>
         <w:t>我本来</w:t>
       </w:r>
       <w:r>
@@ -15780,14 +15935,7 @@
         <w:rPr>
           <w:rFonts w:hint="eastAsia"/>
         </w:rPr>
-        <w:t>而又一贫如洗，早已丧失了维护</w:t>
-      </w:r>
-      <w:r>
-        <w:rPr>
-          <w:rFonts w:hint="eastAsia"/>
-        </w:rPr>
-        <w:lastRenderedPageBreak/>
-        <w:t>个人合法权益的能力。</w:t>
+        <w:t>而又一贫如洗，早已丧失了维护个人合法权益的能力。</w:t>
       </w:r>
       <w:r>
         <w:rPr>
@@ -16585,8 +16733,6 @@
         </w:rPr>
         <w:t>》</w:t>
       </w:r>
-      <w:bookmarkStart w:id="2" w:name="_GoBack"/>
-      <w:bookmarkEnd w:id="2"/>
     </w:p>
     <w:p/>
     <w:p>
